--- a/制作ノート２_25098_安永卓真.docx
+++ b/制作ノート２_25098_安永卓真.docx
@@ -67,7 +67,7 @@
     <w:p>
       <w:pPr>
         <w:rPr>
-          <w:rFonts w:ascii="ＭＳ Ｐ明朝" w:eastAsia="ＭＳ Ｐ明朝" w:hAnsi="ＭＳ Ｐ明朝" w:hint="eastAsia"/>
+          <w:rFonts w:ascii="ＭＳ Ｐ明朝" w:eastAsia="ＭＳ Ｐ明朝" w:hAnsi="ＭＳ Ｐ明朝"/>
         </w:rPr>
       </w:pPr>
       <w:r>
@@ -116,9 +116,22 @@
       </w:pPr>
       <w:r>
         <w:rPr>
-          <w:rFonts w:ascii="ＭＳ Ｐ明朝" w:eastAsia="ＭＳ Ｐ明朝" w:hAnsi="ＭＳ Ｐ明朝" w:hint="eastAsia"/>
-        </w:rPr>
-        <w:t>XXXXXXXXXXXXXXXXXXXXXXXXXXXXXXXXXXXXXXXXXXXXXXXXXXXXXXXXXXXXXXXXXXXXXXXXXXXXXXXXXXXXXXXXXXXXXXXXXXXXXXXXXXXXXXXXXXXXXXXXXXXXXXXXXXXXXXXXXXXXXXXXXXXXXXXXXXXXXXXXXXXXXXXXXXXXXXXXXXXXXXXXXXXXXXXXXXXXXXXXXXXXXXXXｘ</w:t>
+          <w:rFonts w:ascii="ＭＳ Ｐ明朝" w:eastAsia="ＭＳ Ｐ明朝" w:hAnsi="ＭＳ Ｐ明朝"/>
+        </w:rPr>
+        <w:t>日田市の観光スポットを3Dマップ上に表示し、利用者が観光地の位置関係や特徴を視覚的に理解できるWebコンテンツを制作する。また、日田市の魅力を分かりやすく発信し、観光促進や地域活性化につなげることを目的とする。</w:t>
+      </w:r>
+    </w:p>
+    <w:p>
+      <w:pPr>
+        <w:rPr>
+          <w:rFonts w:ascii="ＭＳ Ｐ明朝" w:eastAsia="ＭＳ Ｐ明朝" w:hAnsi="ＭＳ Ｐ明朝"/>
+        </w:rPr>
+      </w:pPr>
+      <w:r>
+        <w:rPr>
+          <w:rFonts w:ascii="ＭＳ Ｐ明朝" w:eastAsia="ＭＳ Ｐ明朝" w:hAnsi="ＭＳ Ｐ明朝"/>
+        </w:rPr>
+        <w:t>日田市には観光地や歴史的な街並み、飲食店など多くの魅力がある。しかし、その魅力を十分に知らない人も多く、分かりやすく伝える方法が必要だと感じた。また、Web制作や3D表現を活用した情報発信に挑戦したいと考えた。そのため、3Dマップを用いて日田市の魅力を視覚的に伝えるWebコンテンツを制作することにした。</w:t>
       </w:r>
     </w:p>
     <w:p>
@@ -149,9 +162,9 @@
       </w:pPr>
       <w:r>
         <w:rPr>
-          <w:rFonts w:ascii="ＭＳ Ｐ明朝" w:eastAsia="ＭＳ Ｐ明朝" w:hAnsi="ＭＳ Ｐ明朝" w:hint="eastAsia"/>
-        </w:rPr>
-        <w:t>XXXXXXXXXXXXXXXXXXXXXXXXXXXXXXXXXXXXXXXXXXXXXXXXXXXXXXXXXXXXXXXXXXXXXXXXXXXXXXXXXXXXXXXXXXXXXXXXXXXXXXXXXXXXXXXXXXXXXXXXXXXXXXXXXXXXXXXXXXXXXXXXXXXXXXXXXXXXXXXXXXXXXXXXXXXXXXXXXXXXXXXXXXXXXXXXXXXXXXXXXXXXXXXX</w:t>
+          <w:rFonts w:ascii="ＭＳ Ｐ明朝" w:eastAsia="ＭＳ Ｐ明朝" w:hAnsi="ＭＳ Ｐ明朝"/>
+        </w:rPr>
+        <w:t>日田市への観光を検討している10代後半から40代の観光客、および日田市について詳しく知らない県外在住者。</w:t>
       </w:r>
     </w:p>
     <w:p>
@@ -350,22 +363,55 @@
       </w:pPr>
       <w:r>
         <w:rPr>
-          <w:rFonts w:ascii="ＭＳ Ｐ明朝" w:eastAsia="ＭＳ Ｐ明朝" w:hAnsi="ＭＳ Ｐ明朝" w:hint="eastAsia"/>
-        </w:rPr>
-        <w:t>XXXXXXXXXXXXXXXXXXXXXXXXXXXXXXXXXXXXXXXXXXXXXXXXXXXXXXXXXXXXXXXXXXXXXXXXXXXXXXXXXXXXXXXXXXXXXXXXXXXXXXXXXXXXXXXXXXXXXXXXXXXXXXXXXXXXXXXXXXXXXXXXXXXXXXXXXXXXXXXXXXXXXXXXXXXXXXXXXXXXXXXXXXXXXXXXXXXXXXXXXXXXXXXX</w:t>
-      </w:r>
-    </w:p>
-    <w:p>
-      <w:pPr>
-        <w:rPr>
-          <w:rFonts w:ascii="ＭＳ Ｐ明朝" w:eastAsia="ＭＳ Ｐ明朝" w:hAnsi="ＭＳ Ｐ明朝"/>
-        </w:rPr>
-      </w:pPr>
-    </w:p>
-    <w:p>
-      <w:pPr>
-        <w:rPr>
-          <w:rFonts w:ascii="ＭＳ Ｐ明朝" w:eastAsia="ＭＳ Ｐ明朝" w:hAnsi="ＭＳ Ｐ明朝"/>
+          <w:rFonts w:ascii="ＭＳ Ｐ明朝" w:eastAsia="ＭＳ Ｐ明朝" w:hAnsi="ＭＳ Ｐ明朝"/>
+        </w:rPr>
+        <w:lastRenderedPageBreak/>
+        <w:t>Three.js（3D表現用ライブラリ）</w:t>
+      </w:r>
+    </w:p>
+    <w:p>
+      <w:pPr>
+        <w:rPr>
+          <w:rFonts w:ascii="ＭＳ Ｐ明朝" w:eastAsia="ＭＳ Ｐ明朝" w:hAnsi="ＭＳ Ｐ明朝"/>
+        </w:rPr>
+      </w:pPr>
+      <w:r>
+        <w:rPr>
+          <w:rFonts w:ascii="ＭＳ Ｐ明朝" w:eastAsia="ＭＳ Ｐ明朝" w:hAnsi="ＭＳ Ｐ明朝"/>
+        </w:rPr>
+        <w:t>日田市の観光情報や地図データ</w:t>
+      </w:r>
+    </w:p>
+    <w:p>
+      <w:pPr>
+        <w:rPr>
+          <w:rFonts w:ascii="ＭＳ Ｐ明朝" w:eastAsia="ＭＳ Ｐ明朝" w:hAnsi="ＭＳ Ｐ明朝" w:hint="eastAsia"/>
+        </w:rPr>
+      </w:pPr>
+      <w:r>
+        <w:rPr>
+          <w:rFonts w:ascii="ＭＳ Ｐ明朝" w:eastAsia="ＭＳ Ｐ明朝" w:hAnsi="ＭＳ Ｐ明朝"/>
+        </w:rPr>
+        <w:t>観光地の写真や資料</w:t>
+      </w:r>
+    </w:p>
+    <w:p>
+      <w:pPr>
+        <w:rPr>
+          <w:rFonts w:ascii="ＭＳ Ｐ明朝" w:eastAsia="ＭＳ Ｐ明朝" w:hAnsi="ＭＳ Ｐ明朝" w:hint="eastAsia"/>
+        </w:rPr>
+      </w:pPr>
+      <w:r>
+        <w:rPr>
+          <w:rFonts w:ascii="ＭＳ Ｐ明朝" w:eastAsia="ＭＳ Ｐ明朝" w:hAnsi="ＭＳ Ｐ明朝"/>
+        </w:rPr>
+        <w:t>参考となる3Dマップや観光Webサイトの調査</w:t>
+      </w:r>
+    </w:p>
+    <w:p>
+      <w:pPr>
+        <w:rPr>
+          <w:rFonts w:ascii="ＭＳ Ｐ明朝" w:eastAsia="ＭＳ Ｐ明朝" w:hAnsi="ＭＳ Ｐ明朝" w:hint="eastAsia"/>
         </w:rPr>
       </w:pPr>
     </w:p>
@@ -390,9 +436,178 @@
       </w:pPr>
       <w:r>
         <w:rPr>
-          <w:rFonts w:ascii="ＭＳ Ｐ明朝" w:eastAsia="ＭＳ Ｐ明朝" w:hAnsi="ＭＳ Ｐ明朝" w:hint="eastAsia"/>
-        </w:rPr>
-        <w:t>XXXXXXXXXXXXXXXXXXXXXXXXXXXXXXXXXXXXXXXXXXXXXXXXXXXXXXXXXXXXXXXXXXXXXXXXXXXXXXXXXXXXXXXXXXXXXXXXXXXXXXXXXXXXXXXXXXXXXXXXXXXXXXXXXXXXXXXXXXXXXXXXXXXXXXXXXXXXXXXXXXXXXXXXXXXXXXXXXXXXXXXXXXXXXXXXXXXXXXXXXXXXXXXX</w:t>
+          <w:rFonts w:ascii="ＭＳ Ｐ明朝" w:eastAsia="ＭＳ Ｐ明朝" w:hAnsi="ＭＳ Ｐ明朝"/>
+        </w:rPr>
+        <w:t>サイト名（仮）</w:t>
+      </w:r>
+      <w:r>
+        <w:rPr>
+          <w:rFonts w:ascii="ＭＳ Ｐ明朝" w:eastAsia="ＭＳ Ｐ明朝" w:hAnsi="ＭＳ Ｐ明朝" w:hint="eastAsia"/>
+        </w:rPr>
+        <w:t xml:space="preserve">　</w:t>
+      </w:r>
+      <w:r>
+        <w:rPr>
+          <w:rFonts w:ascii="ＭＳ Ｐ明朝" w:eastAsia="ＭＳ Ｐ明朝" w:hAnsi="ＭＳ Ｐ明朝"/>
+        </w:rPr>
+        <w:t>日田3D観光マップ</w:t>
+      </w:r>
+    </w:p>
+    <w:p>
+      <w:pPr>
+        <w:ind w:left="880" w:hangingChars="400" w:hanging="880"/>
+        <w:rPr>
+          <w:rFonts w:ascii="ＭＳ Ｐ明朝" w:eastAsia="ＭＳ Ｐ明朝" w:hAnsi="ＭＳ Ｐ明朝"/>
+        </w:rPr>
+      </w:pPr>
+      <w:r>
+        <w:rPr>
+          <w:rFonts w:ascii="ＭＳ Ｐ明朝" w:eastAsia="ＭＳ Ｐ明朝" w:hAnsi="ＭＳ Ｐ明朝"/>
+        </w:rPr>
+        <w:t>制作案</w:t>
+      </w:r>
+      <w:r>
+        <w:rPr>
+          <w:rFonts w:ascii="ＭＳ Ｐ明朝" w:eastAsia="ＭＳ Ｐ明朝" w:hAnsi="ＭＳ Ｐ明朝" w:hint="eastAsia"/>
+        </w:rPr>
+        <w:t xml:space="preserve">　</w:t>
+      </w:r>
+      <w:r>
+        <w:rPr>
+          <w:rFonts w:ascii="ＭＳ Ｐ明朝" w:eastAsia="ＭＳ Ｐ明朝" w:hAnsi="ＭＳ Ｐ明朝"/>
+        </w:rPr>
+        <w:t>Three.jsを用いて、日田市の観光スポットを3Dマップ上に表示するWebコンテンツを制作する。利用者がマウス操作で3Dマップを回転・拡大・縮小しながら観光地を閲覧できるようにする。また、観光スポットをクリックすると、名称や写真、概要などの情報を表示する機能を実装する。さらに、利用者が目的地を見つけやすいよう、分かりやすい画面構成や操作性を意識したデザインを目指す。</w:t>
+      </w:r>
+    </w:p>
+    <w:p>
+      <w:pPr>
+        <w:rPr>
+          <w:rFonts w:ascii="ＭＳ Ｐ明朝" w:eastAsia="ＭＳ Ｐ明朝" w:hAnsi="ＭＳ Ｐ明朝"/>
+        </w:rPr>
+      </w:pPr>
+      <w:r>
+        <w:rPr>
+          <w:rFonts w:ascii="ＭＳ Ｐ明朝" w:eastAsia="ＭＳ Ｐ明朝" w:hAnsi="ＭＳ Ｐ明朝"/>
+        </w:rPr>
+        <w:t>掲載予定コンテンツ</w:t>
+      </w:r>
+    </w:p>
+    <w:p>
+      <w:pPr>
+        <w:pStyle w:val="a9"/>
+        <w:numPr>
+          <w:ilvl w:val="0"/>
+          <w:numId w:val="1"/>
+        </w:numPr>
+        <w:rPr>
+          <w:rFonts w:ascii="ＭＳ Ｐ明朝" w:eastAsia="ＭＳ Ｐ明朝" w:hAnsi="ＭＳ Ｐ明朝"/>
+        </w:rPr>
+      </w:pPr>
+      <w:r>
+        <w:rPr>
+          <w:rFonts w:ascii="ＭＳ Ｐ明朝" w:eastAsia="ＭＳ Ｐ明朝" w:hAnsi="ＭＳ Ｐ明朝" w:hint="eastAsia"/>
+        </w:rPr>
+        <w:t xml:space="preserve">　</w:t>
+      </w:r>
+      <w:r>
+        <w:rPr>
+          <w:rFonts w:ascii="ＭＳ Ｐ明朝" w:eastAsia="ＭＳ Ｐ明朝" w:hAnsi="ＭＳ Ｐ明朝"/>
+        </w:rPr>
+        <w:t>トップページ</w:t>
+      </w:r>
+      <w:r>
+        <w:rPr>
+          <w:rFonts w:ascii="ＭＳ Ｐ明朝" w:eastAsia="ＭＳ Ｐ明朝" w:hAnsi="ＭＳ Ｐ明朝" w:hint="eastAsia"/>
+        </w:rPr>
+        <w:t>（</w:t>
+      </w:r>
+      <w:r>
+        <w:rPr>
+          <w:rFonts w:ascii="ＭＳ Ｐ明朝" w:eastAsia="ＭＳ Ｐ明朝" w:hAnsi="ＭＳ Ｐ明朝"/>
+        </w:rPr>
+        <w:t>サイトの概要や日田市の魅力を紹介する。</w:t>
+      </w:r>
+      <w:r>
+        <w:rPr>
+          <w:rFonts w:ascii="ＭＳ Ｐ明朝" w:eastAsia="ＭＳ Ｐ明朝" w:hAnsi="ＭＳ Ｐ明朝" w:hint="eastAsia"/>
+        </w:rPr>
+        <w:t>）</w:t>
+      </w:r>
+    </w:p>
+    <w:p>
+      <w:pPr>
+        <w:rPr>
+          <w:rFonts w:ascii="ＭＳ Ｐ明朝" w:eastAsia="ＭＳ Ｐ明朝" w:hAnsi="ＭＳ Ｐ明朝"/>
+        </w:rPr>
+      </w:pPr>
+      <w:r>
+        <w:rPr>
+          <w:rFonts w:ascii="ＭＳ Ｐ明朝" w:eastAsia="ＭＳ Ｐ明朝" w:hAnsi="ＭＳ Ｐ明朝" w:hint="eastAsia"/>
+        </w:rPr>
+        <w:t xml:space="preserve">②　</w:t>
+      </w:r>
+      <w:r>
+        <w:rPr>
+          <w:rFonts w:ascii="ＭＳ Ｐ明朝" w:eastAsia="ＭＳ Ｐ明朝" w:hAnsi="ＭＳ Ｐ明朝"/>
+        </w:rPr>
+        <w:t>3D観光マップ</w:t>
+      </w:r>
+    </w:p>
+    <w:p>
+      <w:pPr>
+        <w:rPr>
+          <w:rFonts w:ascii="ＭＳ Ｐ明朝" w:eastAsia="ＭＳ Ｐ明朝" w:hAnsi="ＭＳ Ｐ明朝"/>
+        </w:rPr>
+      </w:pPr>
+      <w:r>
+        <w:rPr>
+          <w:rFonts w:ascii="ＭＳ Ｐ明朝" w:eastAsia="ＭＳ Ｐ明朝" w:hAnsi="ＭＳ Ｐ明朝" w:hint="eastAsia"/>
+        </w:rPr>
+        <w:t xml:space="preserve">③　</w:t>
+      </w:r>
+      <w:r>
+        <w:rPr>
+          <w:rFonts w:ascii="ＭＳ Ｐ明朝" w:eastAsia="ＭＳ Ｐ明朝" w:hAnsi="ＭＳ Ｐ明朝"/>
+        </w:rPr>
+        <w:t>観光スポット紹介</w:t>
+      </w:r>
+    </w:p>
+    <w:p>
+      <w:pPr>
+        <w:rPr>
+          <w:rFonts w:ascii="ＭＳ Ｐ明朝" w:eastAsia="ＭＳ Ｐ明朝" w:hAnsi="ＭＳ Ｐ明朝"/>
+        </w:rPr>
+      </w:pPr>
+      <w:r>
+        <w:rPr>
+          <w:rFonts w:ascii="ＭＳ Ｐ明朝" w:eastAsia="ＭＳ Ｐ明朝" w:hAnsi="ＭＳ Ｐ明朝" w:hint="eastAsia"/>
+        </w:rPr>
+        <w:t xml:space="preserve">④　</w:t>
+      </w:r>
+      <w:r>
+        <w:rPr>
+          <w:rFonts w:ascii="ＭＳ Ｐ明朝" w:eastAsia="ＭＳ Ｐ明朝" w:hAnsi="ＭＳ Ｐ明朝"/>
+        </w:rPr>
+        <w:t>アクセス情報</w:t>
+      </w:r>
+    </w:p>
+    <w:p>
+      <w:pPr>
+        <w:rPr>
+          <w:rFonts w:ascii="ＭＳ Ｐ明朝" w:eastAsia="ＭＳ Ｐ明朝" w:hAnsi="ＭＳ Ｐ明朝" w:hint="eastAsia"/>
+        </w:rPr>
+      </w:pPr>
+      <w:r>
+        <w:rPr>
+          <w:rFonts w:ascii="ＭＳ Ｐ明朝" w:eastAsia="ＭＳ Ｐ明朝" w:hAnsi="ＭＳ Ｐ明朝" w:hint="eastAsia"/>
+        </w:rPr>
+        <w:t xml:space="preserve">⑤　</w:t>
+      </w:r>
+      <w:r>
+        <w:rPr>
+          <w:rFonts w:ascii="ＭＳ Ｐ明朝" w:eastAsia="ＭＳ Ｐ明朝" w:hAnsi="ＭＳ Ｐ明朝"/>
+        </w:rPr>
+        <w:t>おすすめモデルコース。</w:t>
       </w:r>
     </w:p>
     <w:p>
@@ -470,6 +685,153 @@
     </w:sectPr>
   </w:body>
 </w:document>
+</file>
+
+<file path=word/endnotes.xml><?xml version="1.0" encoding="utf-8"?>
+<w:endnotes xmlns:wpc="http://schemas.microsoft.com/office/word/2010/wordprocessingCanvas" xmlns:cx="http://schemas.microsoft.com/office/drawing/2014/chartex" xmlns:cx1="http://schemas.microsoft.com/office/drawing/2015/9/8/chartex" xmlns:cx2="http://schemas.microsoft.com/office/drawing/2015/10/21/chartex" xmlns:cx3="http://schemas.microsoft.com/office/drawing/2016/5/9/chartex" xmlns:cx4="http://schemas.microsoft.com/office/drawing/2016/5/10/chartex" xmlns:cx5="http://schemas.microsoft.com/office/drawing/2016/5/11/chartex" xmlns:cx6="http://schemas.microsoft.com/office/drawing/2016/5/12/chartex" xmlns:cx7="http://schemas.microsoft.com/office/drawing/2016/5/13/chartex" xmlns:cx8="http://schemas.microsoft.com/office/drawing/2016/5/14/chartex" xmlns:mc="http://schemas.openxmlformats.org/markup-compatibility/2006" xmlns:aink="http://schemas.microsoft.com/office/drawing/2016/ink" xmlns:am3d="http://schemas.microsoft.com/office/drawing/2017/model3d" xmlns:o="urn:schemas-microsoft-com:office:office" xmlns:oel="http://schemas.microsoft.com/office/2019/extlst" xmlns:r="http://schemas.openxmlformats.org/officeDocument/2006/relationships" xmlns:m="http://schemas.openxmlformats.org/officeDocument/2006/math" xmlns:v="urn:schemas-microsoft-com:vml" xmlns:wp14="http://schemas.microsoft.com/office/word/2010/wordprocessingDrawing" xmlns:wp="http://schemas.openxmlformats.org/drawingml/2006/wordprocessingDrawing" xmlns:w10="urn:schemas-microsoft-com:office:word" xmlns:w="http://schemas.openxmlformats.org/wordprocessingml/2006/main" xmlns:w14="http://schemas.microsoft.com/office/word/2010/wordml" xmlns:w15="http://schemas.microsoft.com/office/word/2012/wordml" xmlns:w16cex="http://schemas.microsoft.com/office/word/2018/wordml/cex" xmlns:w16cid="http://schemas.microsoft.com/office/word/2016/wordml/cid" xmlns:w16="http://schemas.microsoft.com/office/word/2018/wordml" xmlns:w16du="http://schemas.microsoft.com/office/word/2023/wordml/word16du" xmlns:w16sdtdh="http://schemas.microsoft.com/office/word/2020/wordml/sdtdatahash" xmlns:w16sdtfl="http://schemas.microsoft.com/office/word/2024/wordml/sdtformatlock" xmlns:w16se="http://schemas.microsoft.com/office/word/2015/wordml/symex" xmlns:wpg="http://schemas.microsoft.com/office/word/2010/wordprocessingGroup" xmlns:wpi="http://schemas.microsoft.com/office/word/2010/wordprocessingInk" xmlns:wne="http://schemas.microsoft.com/office/word/2006/wordml" xmlns:wps="http://schemas.microsoft.com/office/word/2010/wordprocessingShape" mc:Ignorable="w14 w15 w16se w16cid w16 w16cex w16sdtdh w16sdtfl w16du wp14">
+  <w:endnote w:type="separator" w:id="-1">
+    <w:p>
+      <w:pPr>
+        <w:spacing w:after="0" w:line="240" w:lineRule="auto"/>
+      </w:pPr>
+      <w:r>
+        <w:separator/>
+      </w:r>
+    </w:p>
+  </w:endnote>
+  <w:endnote w:type="continuationSeparator" w:id="0">
+    <w:p>
+      <w:pPr>
+        <w:spacing w:after="0" w:line="240" w:lineRule="auto"/>
+      </w:pPr>
+      <w:r>
+        <w:continuationSeparator/>
+      </w:r>
+    </w:p>
+  </w:endnote>
+</w:endnotes>
+</file>
+
+<file path=word/footnotes.xml><?xml version="1.0" encoding="utf-8"?>
+<w:footnotes xmlns:wpc="http://schemas.microsoft.com/office/word/2010/wordprocessingCanvas" xmlns:cx="http://schemas.microsoft.com/office/drawing/2014/chartex" xmlns:cx1="http://schemas.microsoft.com/office/drawing/2015/9/8/chartex" xmlns:cx2="http://schemas.microsoft.com/office/drawing/2015/10/21/chartex" xmlns:cx3="http://schemas.microsoft.com/office/drawing/2016/5/9/chartex" xmlns:cx4="http://schemas.microsoft.com/office/drawing/2016/5/10/chartex" xmlns:cx5="http://schemas.microsoft.com/office/drawing/2016/5/11/chartex" xmlns:cx6="http://schemas.microsoft.com/office/drawing/2016/5/12/chartex" xmlns:cx7="http://schemas.microsoft.com/office/drawing/2016/5/13/chartex" xmlns:cx8="http://schemas.microsoft.com/office/drawing/2016/5/14/chartex" xmlns:mc="http://schemas.openxmlformats.org/markup-compatibility/2006" xmlns:aink="http://schemas.microsoft.com/office/drawing/2016/ink" xmlns:am3d="http://schemas.microsoft.com/office/drawing/2017/model3d" xmlns:o="urn:schemas-microsoft-com:office:office" xmlns:oel="http://schemas.microsoft.com/office/2019/extlst" xmlns:r="http://schemas.openxmlformats.org/officeDocument/2006/relationships" xmlns:m="http://schemas.openxmlformats.org/officeDocument/2006/math" xmlns:v="urn:schemas-microsoft-com:vml" xmlns:wp14="http://schemas.microsoft.com/office/word/2010/wordprocessingDrawing" xmlns:wp="http://schemas.openxmlformats.org/drawingml/2006/wordprocessingDrawing" xmlns:w10="urn:schemas-microsoft-com:office:word" xmlns:w="http://schemas.openxmlformats.org/wordprocessingml/2006/main" xmlns:w14="http://schemas.microsoft.com/office/word/2010/wordml" xmlns:w15="http://schemas.microsoft.com/office/word/2012/wordml" xmlns:w16cex="http://schemas.microsoft.com/office/word/2018/wordml/cex" xmlns:w16cid="http://schemas.microsoft.com/office/word/2016/wordml/cid" xmlns:w16="http://schemas.microsoft.com/office/word/2018/wordml" xmlns:w16du="http://schemas.microsoft.com/office/word/2023/wordml/word16du" xmlns:w16sdtdh="http://schemas.microsoft.com/office/word/2020/wordml/sdtdatahash" xmlns:w16sdtfl="http://schemas.microsoft.com/office/word/2024/wordml/sdtformatlock" xmlns:w16se="http://schemas.microsoft.com/office/word/2015/wordml/symex" xmlns:wpg="http://schemas.microsoft.com/office/word/2010/wordprocessingGroup" xmlns:wpi="http://schemas.microsoft.com/office/word/2010/wordprocessingInk" xmlns:wne="http://schemas.microsoft.com/office/word/2006/wordml" xmlns:wps="http://schemas.microsoft.com/office/word/2010/wordprocessingShape" mc:Ignorable="w14 w15 w16se w16cid w16 w16cex w16sdtdh w16sdtfl w16du wp14">
+  <w:footnote w:type="separator" w:id="-1">
+    <w:p>
+      <w:pPr>
+        <w:spacing w:after="0" w:line="240" w:lineRule="auto"/>
+      </w:pPr>
+      <w:r>
+        <w:separator/>
+      </w:r>
+    </w:p>
+  </w:footnote>
+  <w:footnote w:type="continuationSeparator" w:id="0">
+    <w:p>
+      <w:pPr>
+        <w:spacing w:after="0" w:line="240" w:lineRule="auto"/>
+      </w:pPr>
+      <w:r>
+        <w:continuationSeparator/>
+      </w:r>
+    </w:p>
+  </w:footnote>
+</w:footnotes>
+</file>
+
+<file path=word/numbering.xml><?xml version="1.0" encoding="utf-8"?>
+<w:numbering xmlns:wpc="http://schemas.microsoft.com/office/word/2010/wordprocessingCanvas" xmlns:cx="http://schemas.microsoft.com/office/drawing/2014/chartex" xmlns:cx1="http://schemas.microsoft.com/office/drawing/2015/9/8/chartex" xmlns:cx2="http://schemas.microsoft.com/office/drawing/2015/10/21/chartex" xmlns:cx3="http://schemas.microsoft.com/office/drawing/2016/5/9/chartex" xmlns:cx4="http://schemas.microsoft.com/office/drawing/2016/5/10/chartex" xmlns:cx5="http://schemas.microsoft.com/office/drawing/2016/5/11/chartex" xmlns:cx6="http://schemas.microsoft.com/office/drawing/2016/5/12/chartex" xmlns:cx7="http://schemas.microsoft.com/office/drawing/2016/5/13/chartex" xmlns:cx8="http://schemas.microsoft.com/office/drawing/2016/5/14/chartex" xmlns:mc="http://schemas.openxmlformats.org/markup-compatibility/2006" xmlns:aink="http://schemas.microsoft.com/office/drawing/2016/ink" xmlns:am3d="http://schemas.microsoft.com/office/drawing/2017/model3d" xmlns:o="urn:schemas-microsoft-com:office:office" xmlns:oel="http://schemas.microsoft.com/office/2019/extlst" xmlns:r="http://schemas.openxmlformats.org/officeDocument/2006/relationships" xmlns:m="http://schemas.openxmlformats.org/officeDocument/2006/math" xmlns:v="urn:schemas-microsoft-com:vml" xmlns:wp14="http://schemas.microsoft.com/office/word/2010/wordprocessingDrawing" xmlns:wp="http://schemas.openxmlformats.org/drawingml/2006/wordprocessingDrawing" xmlns:w10="urn:schemas-microsoft-com:office:word" xmlns:w="http://schemas.openxmlformats.org/wordprocessingml/2006/main" xmlns:w14="http://schemas.microsoft.com/office/word/2010/wordml" xmlns:w15="http://schemas.microsoft.com/office/word/2012/wordml" xmlns:w16cex="http://schemas.microsoft.com/office/word/2018/wordml/cex" xmlns:w16cid="http://schemas.microsoft.com/office/word/2016/wordml/cid" xmlns:w16="http://schemas.microsoft.com/office/word/2018/wordml" xmlns:w16du="http://schemas.microsoft.com/office/word/2023/wordml/word16du" xmlns:w16sdtdh="http://schemas.microsoft.com/office/word/2020/wordml/sdtdatahash" xmlns:w16sdtfl="http://schemas.microsoft.com/office/word/2024/wordml/sdtformatlock" xmlns:w16se="http://schemas.microsoft.com/office/word/2015/wordml/symex" xmlns:wpg="http://schemas.microsoft.com/office/word/2010/wordprocessingGroup" xmlns:wpi="http://schemas.microsoft.com/office/word/2010/wordprocessingInk" xmlns:wne="http://schemas.microsoft.com/office/word/2006/wordml" xmlns:wps="http://schemas.microsoft.com/office/word/2010/wordprocessingShape" mc:Ignorable="w14 w15 w16se w16cid w16 w16cex w16sdtdh w16sdtfl w16du wp14">
+  <w:abstractNum w:abstractNumId="0" w15:restartNumberingAfterBreak="0">
+    <w:nsid w:val="18A34865"/>
+    <w:multiLevelType w:val="hybridMultilevel"/>
+    <w:tmpl w:val="1FBCD0FE"/>
+    <w:lvl w:ilvl="0" w:tplc="DF28AD7C">
+      <w:start w:val="1"/>
+      <w:numFmt w:val="decimalEnclosedCircle"/>
+      <w:lvlText w:val="%1"/>
+      <w:lvlJc w:val="left"/>
+      <w:pPr>
+        <w:ind w:left="360" w:hanging="360"/>
+      </w:pPr>
+      <w:rPr>
+        <w:rFonts w:hint="default"/>
+      </w:rPr>
+    </w:lvl>
+    <w:lvl w:ilvl="1" w:tplc="04090017" w:tentative="1">
+      <w:start w:val="1"/>
+      <w:numFmt w:val="aiueoFullWidth"/>
+      <w:lvlText w:val="(%2)"/>
+      <w:lvlJc w:val="left"/>
+      <w:pPr>
+        <w:ind w:left="880" w:hanging="440"/>
+      </w:pPr>
+    </w:lvl>
+    <w:lvl w:ilvl="2" w:tplc="04090011" w:tentative="1">
+      <w:start w:val="1"/>
+      <w:numFmt w:val="decimalEnclosedCircle"/>
+      <w:lvlText w:val="%3"/>
+      <w:lvlJc w:val="left"/>
+      <w:pPr>
+        <w:ind w:left="1320" w:hanging="440"/>
+      </w:pPr>
+    </w:lvl>
+    <w:lvl w:ilvl="3" w:tplc="0409000F" w:tentative="1">
+      <w:start w:val="1"/>
+      <w:numFmt w:val="decimal"/>
+      <w:lvlText w:val="%4."/>
+      <w:lvlJc w:val="left"/>
+      <w:pPr>
+        <w:ind w:left="1760" w:hanging="440"/>
+      </w:pPr>
+    </w:lvl>
+    <w:lvl w:ilvl="4" w:tplc="04090017" w:tentative="1">
+      <w:start w:val="1"/>
+      <w:numFmt w:val="aiueoFullWidth"/>
+      <w:lvlText w:val="(%5)"/>
+      <w:lvlJc w:val="left"/>
+      <w:pPr>
+        <w:ind w:left="2200" w:hanging="440"/>
+      </w:pPr>
+    </w:lvl>
+    <w:lvl w:ilvl="5" w:tplc="04090011" w:tentative="1">
+      <w:start w:val="1"/>
+      <w:numFmt w:val="decimalEnclosedCircle"/>
+      <w:lvlText w:val="%6"/>
+      <w:lvlJc w:val="left"/>
+      <w:pPr>
+        <w:ind w:left="2640" w:hanging="440"/>
+      </w:pPr>
+    </w:lvl>
+    <w:lvl w:ilvl="6" w:tplc="0409000F" w:tentative="1">
+      <w:start w:val="1"/>
+      <w:numFmt w:val="decimal"/>
+      <w:lvlText w:val="%7."/>
+      <w:lvlJc w:val="left"/>
+      <w:pPr>
+        <w:ind w:left="3080" w:hanging="440"/>
+      </w:pPr>
+    </w:lvl>
+    <w:lvl w:ilvl="7" w:tplc="04090017" w:tentative="1">
+      <w:start w:val="1"/>
+      <w:numFmt w:val="aiueoFullWidth"/>
+      <w:lvlText w:val="(%8)"/>
+      <w:lvlJc w:val="left"/>
+      <w:pPr>
+        <w:ind w:left="3520" w:hanging="440"/>
+      </w:pPr>
+    </w:lvl>
+    <w:lvl w:ilvl="8" w:tplc="04090011" w:tentative="1">
+      <w:start w:val="1"/>
+      <w:numFmt w:val="decimalEnclosedCircle"/>
+      <w:lvlText w:val="%9"/>
+      <w:lvlJc w:val="left"/>
+      <w:pPr>
+        <w:ind w:left="3960" w:hanging="440"/>
+      </w:pPr>
+    </w:lvl>
+  </w:abstractNum>
+  <w:num w:numId="1" w16cid:durableId="632755203">
+    <w:abstractNumId w:val="0"/>
+  </w:num>
+</w:numbering>
 </file>
 
 <file path=word/styles.xml><?xml version="1.0" encoding="utf-8"?>
@@ -1402,6 +1764,50 @@
     <w:semiHidden/>
     <w:rsid w:val="00D423A1"/>
   </w:style>
+  <w:style w:type="paragraph" w:styleId="ac">
+    <w:name w:val="header"/>
+    <w:basedOn w:val="a"/>
+    <w:link w:val="ad"/>
+    <w:uiPriority w:val="99"/>
+    <w:unhideWhenUsed/>
+    <w:rsid w:val="00500313"/>
+    <w:pPr>
+      <w:tabs>
+        <w:tab w:val="center" w:pos="4252"/>
+        <w:tab w:val="right" w:pos="8504"/>
+      </w:tabs>
+      <w:snapToGrid w:val="0"/>
+    </w:pPr>
+  </w:style>
+  <w:style w:type="character" w:customStyle="1" w:styleId="ad">
+    <w:name w:val="ヘッダー (文字)"/>
+    <w:basedOn w:val="a0"/>
+    <w:link w:val="ac"/>
+    <w:uiPriority w:val="99"/>
+    <w:rsid w:val="00500313"/>
+  </w:style>
+  <w:style w:type="paragraph" w:styleId="ae">
+    <w:name w:val="footer"/>
+    <w:basedOn w:val="a"/>
+    <w:link w:val="af"/>
+    <w:uiPriority w:val="99"/>
+    <w:unhideWhenUsed/>
+    <w:rsid w:val="00500313"/>
+    <w:pPr>
+      <w:tabs>
+        <w:tab w:val="center" w:pos="4252"/>
+        <w:tab w:val="right" w:pos="8504"/>
+      </w:tabs>
+      <w:snapToGrid w:val="0"/>
+    </w:pPr>
+  </w:style>
+  <w:style w:type="character" w:customStyle="1" w:styleId="af">
+    <w:name w:val="フッター (文字)"/>
+    <w:basedOn w:val="a0"/>
+    <w:link w:val="ae"/>
+    <w:uiPriority w:val="99"/>
+    <w:rsid w:val="00500313"/>
+  </w:style>
 </w:styles>
 </file>
 
